--- a/송완복_질의서.docx
+++ b/송완복_질의서.docx
@@ -255,6 +255,78 @@
                 <w:sz w:val="21"/>
                 <w:szCs w:val="21"/>
               </w:rPr>
+              <w:t xml:space="preserve">참    조</w:t>
+            </w:r>
+          </w:p>
+        </w:tc>
+        <w:tc>
+          <w:tcPr>
+            <w:tcW w:type="dxa" w:w="7938"/>
+            <w:tcBorders>
+              <w:top w:val="single" w:color="000000" w:sz="6"/>
+              <w:left w:val="single" w:color="000000" w:sz="6"/>
+              <w:bottom w:val="single" w:color="000000" w:sz="6"/>
+              <w:right w:val="single" w:color="000000" w:sz="6"/>
+            </w:tcBorders>
+            <w:tcMar>
+              <w:top w:type="dxa" w:w="70"/>
+              <w:left w:type="dxa" w:w="120"/>
+              <w:bottom w:type="dxa" w:w="70"/>
+              <w:right w:type="dxa" w:w="120"/>
+            </w:tcMar>
+            <w:vAlign w:val="center"/>
+          </w:tcPr>
+          <w:p>
+            <w:pPr>
+              <w:spacing w:after="20" w:before="0" w:line="300"/>
+              <w:jc w:val="both"/>
+            </w:pPr>
+            <w:r>
+              <w:rPr>
+                <w:rFonts w:ascii="바탕" w:cs="바탕" w:eastAsia="바탕" w:hAnsi="바탕"/>
+                <w:sz w:val="21"/>
+                <w:szCs w:val="21"/>
+              </w:rPr>
+              <w:t xml:space="preserve">감곡면장 (2026. 10. 20. 전화 연락에 대한 회신을 겸함)</w:t>
+            </w:r>
+          </w:p>
+        </w:tc>
+      </w:tr>
+      <w:tr>
+        <w:trPr>
+          <w:cantSplit/>
+        </w:trPr>
+        <w:tc>
+          <w:tcPr>
+            <w:tcW w:type="dxa" w:w="1700"/>
+            <w:tcBorders>
+              <w:top w:val="single" w:color="000000" w:sz="6"/>
+              <w:left w:val="single" w:color="000000" w:sz="6"/>
+              <w:bottom w:val="single" w:color="000000" w:sz="6"/>
+              <w:right w:val="single" w:color="000000" w:sz="6"/>
+            </w:tcBorders>
+            <w:shd w:fill="F2F2F2" w:color="auto" w:val="clear"/>
+            <w:tcMar>
+              <w:top w:type="dxa" w:w="70"/>
+              <w:left w:type="dxa" w:w="120"/>
+              <w:bottom w:type="dxa" w:w="70"/>
+              <w:right w:type="dxa" w:w="120"/>
+            </w:tcMar>
+            <w:vAlign w:val="center"/>
+          </w:tcPr>
+          <w:p>
+            <w:pPr>
+              <w:spacing w:after="0" w:before="0" w:line="300"/>
+              <w:jc w:val="center"/>
+            </w:pPr>
+            <w:r>
+              <w:rPr>
+                <w:rFonts w:ascii="바탕" w:cs="바탕" w:eastAsia="바탕" w:hAnsi="바탕"/>
+                <w:b/>
+                <w:bCs/>
+                <w:sz w:val="21"/>
+                <w:szCs w:val="21"/>
+              </w:rPr>
               <w:t xml:space="preserve">제    목</w:t>
             </w:r>
           </w:p>
@@ -321,7 +393,40 @@
           <w:sz w:val="22"/>
           <w:szCs w:val="22"/>
         </w:rPr>
-        <w:t xml:space="preserve">최근 이사장님께서 이 문제와 관련하여 만나자고 연락해 주신 데 감사드립니다.</w:t>
+        <w:t xml:space="preserve">최근 이사장님께서 이 문제와 관련하여 발신인을 직접 찾아와 만나자고 하신 데 이어, </w:t>
+      </w:r>
+      <w:r>
+        <w:rPr>
+          <w:rFonts w:ascii="바탕" w:cs="바탕" w:eastAsia="바탕" w:hAnsi="바탕"/>
+          <w:b/>
+          <w:bCs/>
+          <w:sz w:val="22"/>
+          <w:szCs w:val="22"/>
+        </w:rPr>
+        <w:t xml:space="preserve">2026. 10. 20.에는 감곡면장으로부터 만남을 희망한다는 취지의 전화</w:t>
+      </w:r>
+      <w:r>
+        <w:rPr>
+          <w:rFonts w:ascii="바탕" w:cs="바탕" w:eastAsia="바탕" w:hAnsi="바탕"/>
+          <w:sz w:val="22"/>
+          <w:szCs w:val="22"/>
+        </w:rPr>
+        <w:t xml:space="preserve">를 받았습니다. 대화를 원하시는 뜻에 감사드립니다.</w:t>
+      </w:r>
+    </w:p>
+    <w:p>
+      <w:pPr>
+        <w:spacing w:after="100" w:before="0" w:line="340"/>
+        <w:ind w:firstLine="220"/>
+        <w:jc w:val="both"/>
+      </w:pPr>
+      <w:r>
+        <w:rPr>
+          <w:rFonts w:ascii="바탕" w:cs="바탕" w:eastAsia="바탕" w:hAnsi="바탕"/>
+          <w:sz w:val="22"/>
+          <w:szCs w:val="22"/>
+        </w:rPr>
+        <w:t xml:space="preserve">다만 감곡면은 2023. 7. 21. 퇴비사 신축에 관한 "반대 의견 없음" 주민의견서를 정읍시에 제출한 기관이고, 그 의견서의 작성·제출 경위는 현재 발신인이 확인을 요청하고 있는 사항입니다. 이러한 사정에 비추어, 발신인은 행정기관을 통한 면담 주선보다는 당사자 간 서면 질의·답변으로 사실관계를 먼저 확인하는 것이 공정하고 오해가 없다고 생각합니다.</w:t>
       </w:r>
     </w:p>
     <w:p>
@@ -383,7 +488,7 @@
           <w:sz w:val="22"/>
           <w:szCs w:val="22"/>
         </w:rPr>
-        <w:t xml:space="preserve">질의 1. 면담 요청의 자격</w:t>
+        <w:t xml:space="preserve">질의 1. 면담 요청의 자격과 경위</w:t>
       </w:r>
     </w:p>
     <w:p>
@@ -398,7 +503,7 @@
           <w:sz w:val="22"/>
           <w:szCs w:val="22"/>
         </w:rPr>
-        <w:t xml:space="preserve">이번 면담 요청은 이사장님 개인 자격입니까, 아니면 감곡면 환경개선위원회 또는 위원장의 요청에 따른 것입니까? 위원회를 대신하는 것이라면 그 위임 내용(위임장 등)을 알려 주시기 바랍니다.</w:t>
+        <w:t xml:space="preserve">이번 면담 요청은 이사장님 개인 자격입니까, 아니면 감곡면 환경개선위원회 또는 위원장의 요청에 따른 것입니까? 위원회를 대신하는 것이라면 그 위임 내용(위임장 등)을 알려 주시기 바랍니다. 또한 2026. 10. 20. 감곡면장께서 연락하신 것이 이사장님 또는 위원회의 요청에 따른 것인지, 면담에서 논의하고자 하신 내용이 무엇인지 알려 주시기 바랍니다.</w:t>
       </w:r>
     </w:p>
     <w:p>
@@ -707,6 +812,21 @@
           <w:szCs w:val="22"/>
         </w:rPr>
         <w:t xml:space="preserve">④ 면담 내용은 정확한 기록을 위하여 녹음합니다.</w:t>
+      </w:r>
+    </w:p>
+    <w:p>
+      <w:pPr>
+        <w:spacing w:after="100" w:before="60" w:line="340"/>
+        <w:ind w:firstLine="220"/>
+        <w:jc w:val="both"/>
+      </w:pPr>
+      <w:r>
+        <w:rPr>
+          <w:rFonts w:ascii="바탕" w:cs="바탕" w:eastAsia="바탕" w:hAnsi="바탕"/>
+          <w:sz w:val="22"/>
+          <w:szCs w:val="22"/>
+        </w:rPr>
+        <w:t xml:space="preserve">감곡면장께서 동석하시는 것은 무방하나, 감곡면은 2023. 7. 20.자 주민의견서의 수합·제출 기관이므로 그 의견서의 수합 방법과 제출 경위에 관한 자료를 함께 지참하여 주시기를 요청드립니다.</w:t>
       </w:r>
     </w:p>
     <w:p>

--- a/송완복_질의서.docx
+++ b/송완복_질의서.docx
@@ -115,7 +115,7 @@
                 <w:sz w:val="21"/>
                 <w:szCs w:val="21"/>
               </w:rPr>
-              <w:t xml:space="preserve">주소: ________________________________ (발송 전 기재)</w:t>
+              <w:t xml:space="preserve">주소: 전북특별자치도 정읍시 감곡면 동곡길 50-6</w:t>
             </w:r>
           </w:p>
         </w:tc>

--- a/송완복_질의서.docx
+++ b/송완복_질의서.docx
@@ -904,7 +904,7 @@
           <w:sz w:val="24"/>
           <w:szCs w:val="24"/>
         </w:rPr>
-        <w:t xml:space="preserve">2026년   10월      일</w:t>
+        <w:t xml:space="preserve">2026년 10월 21일</w:t>
       </w:r>
     </w:p>
     <w:p>
@@ -918,7 +918,47 @@
           <w:sz w:val="24"/>
           <w:szCs w:val="24"/>
         </w:rPr>
-        <w:t xml:space="preserve">발신인   박 상 남   (인)</w:t>
+        <w:t xml:space="preserve">발신인   박 상 남   </w:t>
+      </w:r>
+      <w:r>
+        <w:drawing>
+          <wp:inline distT="0" distB="0" distL="0" distR="0">
+            <wp:extent cx="1219200" cy="571500"/>
+            <wp:effectExtent t="0" r="0" b="0" l="0"/>
+            <wp:docPr id="1" name="" descr="" title=""/>
+            <wp:cNvGraphicFramePr>
+              <a:graphicFrameLocks xmlns:a="http://schemas.openxmlformats.org/drawingml/2006/main" noChangeAspect="1"/>
+            </wp:cNvGraphicFramePr>
+            <a:graphic xmlns:a="http://schemas.openxmlformats.org/drawingml/2006/main">
+              <a:graphicData uri="http://schemas.openxmlformats.org/drawingml/2006/picture">
+                <pic:pic xmlns:pic="http://schemas.openxmlformats.org/drawingml/2006/picture">
+                  <pic:nvPicPr>
+                    <pic:cNvPr id="0" name="" descr=""/>
+                    <pic:cNvPicPr>
+                      <a:picLocks noChangeAspect="1" noChangeArrowheads="1"/>
+                    </pic:cNvPicPr>
+                  </pic:nvPicPr>
+                  <pic:blipFill>
+                    <a:blip r:embed="rId8" cstate="none"/>
+                    <a:srcRect/>
+                    <a:stretch>
+                      <a:fillRect/>
+                    </a:stretch>
+                  </pic:blipFill>
+                  <pic:spPr bwMode="auto">
+                    <a:xfrm>
+                      <a:off x="0" y="0"/>
+                      <a:ext cx="1219200" cy="571500"/>
+                    </a:xfrm>
+                    <a:prstGeom prst="rect">
+                      <a:avLst/>
+                    </a:prstGeom>
+                  </pic:spPr>
+                </pic:pic>
+              </a:graphicData>
+            </a:graphic>
+          </wp:inline>
+        </w:drawing>
       </w:r>
     </w:p>
     <w:p>

--- a/송완복_질의서.docx
+++ b/송완복_질의서.docx
@@ -359,7 +359,7 @@
                 <w:sz w:val="21"/>
                 <w:szCs w:val="21"/>
               </w:rPr>
-              <w:t xml:space="preserve">면담 요청에 대한 회신 및 순정축협 1억 원 관련 사실 확인 질의</w:t>
+              <w:t xml:space="preserve">감곡면장을 통한 만남 제안에 대한 회신 및 순정축협 1억 원 관련 사실 확인 질의</w:t>
             </w:r>
           </w:p>
         </w:tc>
@@ -378,7 +378,7 @@
           <w:sz w:val="26"/>
           <w:szCs w:val="26"/>
         </w:rPr>
-        <w:t xml:space="preserve">1. 면담 요청에 대한 회신</w:t>
+        <w:t xml:space="preserve">1. 만남 제안에 대한 회신</w:t>
       </w:r>
     </w:p>
     <w:p>
@@ -393,7 +393,7 @@
           <w:sz w:val="22"/>
           <w:szCs w:val="22"/>
         </w:rPr>
-        <w:t xml:space="preserve">최근 이사장님께서 이 문제와 관련하여 발신인을 직접 찾아와 만나자고 하신 데 이어, </w:t>
+        <w:t xml:space="preserve">발신인은 </w:t>
       </w:r>
       <w:r>
         <w:rPr>
@@ -403,15 +403,15 @@
           <w:sz w:val="22"/>
           <w:szCs w:val="22"/>
         </w:rPr>
-        <w:t xml:space="preserve">2026. 10. 20.에는 감곡면장으로부터 만남을 희망한다는 취지의 전화</w:t>
-      </w:r>
-      <w:r>
-        <w:rPr>
-          <w:rFonts w:ascii="바탕" w:cs="바탕" w:eastAsia="바탕" w:hAnsi="바탕"/>
-          <w:sz w:val="22"/>
-          <w:szCs w:val="22"/>
-        </w:rPr>
-        <w:t xml:space="preserve">를 받았습니다. 대화를 원하시는 뜻에 감사드립니다.</w:t>
+        <w:t xml:space="preserve">2026. 10. 20. 감곡면장으로부터 이사장님과 만날 수 있다는 취지의 전화</w:t>
+      </w:r>
+      <w:r>
+        <w:rPr>
+          <w:rFonts w:ascii="바탕" w:cs="바탕" w:eastAsia="바탕" w:hAnsi="바탕"/>
+          <w:sz w:val="22"/>
+          <w:szCs w:val="22"/>
+        </w:rPr>
+        <w:t xml:space="preserve">를 받았습니다. 대화의 자리를 제안해 주신 데 감사드립니다.</w:t>
       </w:r>
     </w:p>
     <w:p>
@@ -426,7 +426,7 @@
           <w:sz w:val="22"/>
           <w:szCs w:val="22"/>
         </w:rPr>
-        <w:t xml:space="preserve">다만 감곡면은 2023. 7. 21. 퇴비사 신축에 관한 "반대 의견 없음" 주민의견서를 정읍시에 제출한 기관이고, 그 의견서의 작성·제출 경위는 현재 발신인이 확인을 요청하고 있는 사항입니다. 이러한 사정에 비추어, 발신인은 행정기관을 통한 면담 주선보다는 당사자 간 서면 질의·답변으로 사실관계를 먼저 확인하는 것이 공정하고 오해가 없다고 생각합니다.</w:t>
+        <w:t xml:space="preserve">다만 감곡면은 2023. 7. 21. 퇴비사 신축에 관한 "반대 의견 없음" 주민의견서를 정읍시에 제출한 기관이고, 그 의견서의 작성·제출 경위는 현재 발신인이 확인을 요청하고 있는 사항입니다. 이러한 사정에 비추어, 발신인은 행정기관을 통한 만남 주선보다는 당사자 간 서면 질의·답변으로 사실관계를 먼저 확인하는 것이 공정하고 오해가 없다고 생각합니다.</w:t>
       </w:r>
     </w:p>
     <w:p>
@@ -441,7 +441,7 @@
           <w:sz w:val="22"/>
           <w:szCs w:val="22"/>
         </w:rPr>
-        <w:t xml:space="preserve">다만 이 문제는 2023. 1. 30. 「자연순환농업 추진 공동협약서」에 서명한 감곡면 환경개선위원회 위원장과 각 마을 이장, 그리고 순정축산업협동조합(이하 "순정축협")으로부터 금원을 받은 위원회가 책임 있게 답해야 할 사안입니다. 이사장님은 위 협약서의 서명자가 아니시므로, 발신인은 개별 면담보다 아래와 같이 서면 질의와 공개적인 자리를 통한 확인이 바람직하다고 판단하였습니다.</w:t>
+        <w:t xml:space="preserve">다만 이 문제는 2023. 1. 30. 「자연순환농업 추진 공동협약서」에 서명한 감곡면 환경개선위원회 위원장과 각 마을 이장, 그리고 순정축산업협동조합(이하 "순정축협")으로부터 금원을 받은 위원회가 책임 있게 답해야 할 사안입니다. 이사장님은 위 협약서의 서명자가 아니시므로, 발신인은 개별 만남보다 아래와 같이 서면 질의와 공개적인 자리를 통한 확인이 바람직하다고 판단하였습니다.</w:t>
       </w:r>
     </w:p>
     <w:p>
@@ -488,7 +488,7 @@
           <w:sz w:val="22"/>
           <w:szCs w:val="22"/>
         </w:rPr>
-        <w:t xml:space="preserve">질의 1. 면담 요청의 자격과 경위</w:t>
+        <w:t xml:space="preserve">질의 1. 만남 제안의 경위</w:t>
       </w:r>
     </w:p>
     <w:p>
@@ -503,7 +503,7 @@
           <w:sz w:val="22"/>
           <w:szCs w:val="22"/>
         </w:rPr>
-        <w:t xml:space="preserve">이번 면담 요청은 이사장님 개인 자격입니까, 아니면 감곡면 환경개선위원회 또는 위원장의 요청에 따른 것입니까? 위원회를 대신하는 것이라면 그 위임 내용(위임장 등)을 알려 주시기 바랍니다. 또한 2026. 10. 20. 감곡면장께서 연락하신 것이 이사장님 또는 위원회의 요청에 따른 것인지, 면담에서 논의하고자 하신 내용이 무엇인지 알려 주시기 바랍니다.</w:t>
+        <w:t xml:space="preserve">2026. 10. 20. 감곡면장께서 이사장님과의 만남을 전해 오신 것은 이사장님의 요청에 따른 것입니까, 아니면 감곡면 환경개선위원회 또는 위원장의 요청에 따른 것입니까? 만남에서 논의하고자 하신 내용은 무엇입니까? 위원회를 대신하여 만나시려는 것이라면 그 위임 내용(위임장 등)을 알려 주시기 바랍니다.</w:t>
       </w:r>
     </w:p>
     <w:p>
@@ -736,7 +736,7 @@
           <w:sz w:val="26"/>
           <w:szCs w:val="26"/>
         </w:rPr>
-        <w:t xml:space="preserve">3. 면담을 원하시는 경우</w:t>
+        <w:t xml:space="preserve">3. 만남을 원하시는 경우</w:t>
       </w:r>
     </w:p>
     <w:p>
@@ -751,7 +751,7 @@
           <w:sz w:val="22"/>
           <w:szCs w:val="22"/>
         </w:rPr>
-        <w:t xml:space="preserve">면담을 원하신다면 아래 조건으로 응하겠습니다.</w:t>
+        <w:t xml:space="preserve">만남을 원하신다면 아래 조건으로 응하겠습니다.</w:t>
       </w:r>
     </w:p>
     <w:p>
@@ -811,7 +811,7 @@
           <w:sz w:val="22"/>
           <w:szCs w:val="22"/>
         </w:rPr>
-        <w:t xml:space="preserve">④ 면담 내용은 정확한 기록을 위하여 녹음합니다.</w:t>
+        <w:t xml:space="preserve">④ 대화 내용은 정확한 기록을 위하여 녹음합니다.</w:t>
       </w:r>
     </w:p>
     <w:p>
@@ -923,7 +923,7 @@
       <w:r>
         <w:drawing>
           <wp:inline distT="0" distB="0" distL="0" distR="0">
-            <wp:extent cx="1219200" cy="571500"/>
+            <wp:extent cx="485775" cy="228600"/>
             <wp:effectExtent t="0" r="0" b="0" l="0"/>
             <wp:docPr id="1" name="" descr="" title=""/>
             <wp:cNvGraphicFramePr>
@@ -948,7 +948,7 @@
                   <pic:spPr bwMode="auto">
                     <a:xfrm>
                       <a:off x="0" y="0"/>
-                      <a:ext cx="1219200" cy="571500"/>
+                      <a:ext cx="485775" cy="228600"/>
                     </a:xfrm>
                     <a:prstGeom prst="rect">
                       <a:avLst/>
